--- a/submission_healthcare/01_Cover_Letter_Healthcare.docx
+++ b/submission_healthcare/01_Cover_Letter_Healthcare.docx
@@ -67,7 +67,7 @@
           <w:rFonts w:ascii="Palatino Linotype" w:hAnsi="Palatino Linotype"/>
           <w:sz w:val="21"/>
         </w:rPr>
-        <w:t xml:space="preserve">We submit our systematic review, “Assistive Speech and Braille Technologies for Children and Adolescents with Disabilities: A Systematic Review of Reading, Writing, and Learning Outcomes,” for consideration as a Systematic Review in </w:t>
+        <w:t xml:space="preserve">We submit our systematic review, “Access or Learning? A Systematic Review of Speech and Braille Assistive Technologies for Children and Adolescents with Disabilities,” for consideration as a Systematic Review in </w:t>
       </w:r>
       <w:r>
         <w:rPr>
@@ -174,7 +174,7 @@
           <w:rFonts w:ascii="Palatino Linotype" w:hAnsi="Palatino Linotype"/>
           <w:sz w:val="21"/>
         </w:rPr>
-        <w:t xml:space="preserve"> effects (skills that persist without it). This distinction reveals a clear and practically important pattern. Text-to-speech reliably reduced reading time and effort, and speech-to-text increased text length and reduced residual errors, whereas every favourable effect on durable skills or attainment came from studies at high or serious risk of bias.</w:t>
+        <w:t xml:space="preserve"> effects (skills that persist without it). This distinction reveals a clear and practically important pattern, reflected in the title. Text-to-speech reduced reading time or effort in five of six reports, and speech-to-text increased text length and reduced residual errors, whereas every favourable effect on durable skills or attainment came from studies at high or serious risk of bias.</w:t>
       </w:r>
     </w:p>
     <w:p>
@@ -248,7 +248,7 @@
           <w:rFonts w:ascii="Palatino Linotype" w:hAnsi="Palatino Linotype"/>
           <w:sz w:val="21"/>
         </w:rPr>
-        <w:t>The review was prospectively registered (PROSPERO CRD420261513927) and is reported according to PRISMA 2020, PRISMA-S, and SWiM; the completed PRISMA 2020 checklist, including the checklist for abstracts, is provided. All extraction, appraisal, certainty, and effect-direction coding tables are included as Supplementary Materials. Limitations are stated plainly in the manuscript, including single-reviewer screening, extraction, and appraisal, and the search sources that were not covered.</w:t>
+        <w:t>The review was prospectively registered (PROSPERO CRD420261513927) and is reported according to PRISMA 2020, PRISMA-S, and SWiM; the completed PRISMA 2020 checklist, including the checklist for abstracts, is provided. All extraction, appraisal, certainty, and effect-direction coding tables are included as Supplementary Materials. Limitations are stated plainly in the manuscript, including single-reviewer screening, extraction, and appraisal, and the search sources that were not covered. A post-search check before submission identified five potentially eligible reports that were not included; they are listed as studies awaiting classification, and all five are consistent with the review’s conclusions.</w:t>
       </w:r>
     </w:p>
     <w:p>
